--- a/data/contract/lease/lease1.docx
+++ b/data/contract/lease/lease1.docx
@@ -18,6 +18,13 @@
     <w:p>
       <w:pPr>
         <w:rPr>
+          <w:rFonts w:hint="eastAsia"/>
+        </w:rPr>
+      </w:pPr>
+    </w:p>
+    <w:p>
+      <w:pPr>
+        <w:rPr>
           <w:rFonts w:hint="default" w:eastAsiaTheme="minorEastAsia"/>
           <w:lang w:val="en-US" w:eastAsia="zh-CN"/>
         </w:rPr>
@@ -102,11 +109,31 @@
           <w:rFonts w:hint="eastAsia"/>
         </w:rPr>
       </w:pPr>
-      <w:r>
-        <w:rPr>
-          <w:rFonts w:hint="eastAsia"/>
-        </w:rPr>
-        <w:t>第一条 房屋基木情况</w:t>
+    </w:p>
+    <w:p>
+      <w:pPr>
+        <w:rPr>
+          <w:rFonts w:hint="eastAsia"/>
+        </w:rPr>
+      </w:pPr>
+      <w:r>
+        <w:rPr>
+          <w:rFonts w:hint="eastAsia"/>
+        </w:rPr>
+        <w:t>第一条 房屋</w:t>
+      </w:r>
+      <w:r>
+        <w:rPr>
+          <w:rFonts w:hint="eastAsia"/>
+          <w:lang w:val="en-US" w:eastAsia="zh-CN"/>
+        </w:rPr>
+        <w:t>基本</w:t>
+      </w:r>
+      <w:r>
+        <w:rPr>
+          <w:rFonts w:hint="eastAsia"/>
+        </w:rPr>
+        <w:t>情况</w:t>
       </w:r>
     </w:p>
     <w:p>
@@ -128,11 +155,44 @@
           <w:rFonts w:hint="eastAsia"/>
         </w:rPr>
       </w:pPr>
-      <w:r>
-        <w:rPr>
-          <w:rFonts w:hint="eastAsia"/>
-        </w:rPr>
-        <w:t>第二条租赁期限租赁期限自_</w:t>
+    </w:p>
+    <w:p>
+      <w:pPr>
+        <w:rPr>
+          <w:rFonts w:hint="eastAsia"/>
+        </w:rPr>
+      </w:pPr>
+      <w:r>
+        <w:rPr>
+          <w:rFonts w:hint="eastAsia"/>
+        </w:rPr>
+        <w:t>第二条</w:t>
+      </w:r>
+      <w:r>
+        <w:rPr>
+          <w:rFonts w:hint="eastAsia"/>
+          <w:lang w:val="en-US" w:eastAsia="zh-CN"/>
+        </w:rPr>
+        <w:t xml:space="preserve"> </w:t>
+      </w:r>
+      <w:r>
+        <w:rPr>
+          <w:rFonts w:hint="eastAsia"/>
+        </w:rPr>
+        <w:t>租赁期限租赁期限</w:t>
+      </w:r>
+    </w:p>
+    <w:p>
+      <w:pPr>
+        <w:rPr>
+          <w:rFonts w:hint="eastAsia"/>
+        </w:rPr>
+      </w:pPr>
+      <w:r>
+        <w:rPr>
+          <w:rFonts w:hint="eastAsia"/>
+        </w:rPr>
+        <w:t>自_</w:t>
       </w:r>
       <w:r>
         <w:rPr>
@@ -223,283 +283,438 @@
         <w:rPr>
           <w:rFonts w:hint="eastAsia"/>
         </w:rPr>
-        <w:t>日前将该房屋交付给乙方。租赁期满后，如乙月二方要求继续租赁，应至少提前 1个月通知甲方。</w:t>
-      </w:r>
-    </w:p>
-    <w:p>
-      <w:pPr>
-        <w:rPr>
-          <w:rFonts w:hint="eastAsia"/>
-        </w:rPr>
-      </w:pPr>
-      <w:r>
-        <w:rPr>
-          <w:rFonts w:hint="eastAsia"/>
-        </w:rPr>
-        <w:t>第三条 相关费用</w:t>
-      </w:r>
-    </w:p>
-    <w:p>
-      <w:pPr>
-        <w:rPr>
-          <w:rFonts w:hint="eastAsia"/>
-        </w:rPr>
-      </w:pPr>
-      <w:r>
-        <w:rPr>
-          <w:rFonts w:hint="eastAsia"/>
-        </w:rPr>
-        <w:t>1、该房屋月租金为(人民币大写)</w:t>
-      </w:r>
-      <w:r>
-        <w:rPr>
-          <w:rFonts w:hint="eastAsia"/>
-          <w:lang w:val="en-US" w:eastAsia="zh-CN"/>
-        </w:rPr>
-        <w:t>壹千柒</w:t>
-      </w:r>
-      <w:r>
-        <w:rPr>
-          <w:rFonts w:hint="eastAsia"/>
-        </w:rPr>
-        <w:t>百元整，租金一次性付清。2、自本合同签订之日起，由乙方支付甲方_壹千元(人民币大写)作为押金。3、在房屋租赁期间，乙方负责支付产生的水费、电费、燃气费、物业费等费用。</w:t>
-      </w:r>
-    </w:p>
-    <w:p>
-      <w:pPr>
-        <w:rPr>
-          <w:rFonts w:hint="eastAsia"/>
-        </w:rPr>
-      </w:pPr>
-      <w:r>
-        <w:rPr>
-          <w:rFonts w:hint="eastAsia"/>
-        </w:rPr>
-        <w:t>第四条双方责任</w:t>
-      </w:r>
-    </w:p>
-    <w:p>
-      <w:pPr>
-        <w:rPr>
-          <w:rFonts w:hint="eastAsia"/>
-        </w:rPr>
-      </w:pPr>
-      <w:r>
-        <w:rPr>
-          <w:rFonts w:hint="eastAsia"/>
-        </w:rPr>
-        <w:t>1、在合同未到期前甲方不得提前租借给别人，在乙方交完租金的情况下，甲方不得随意停水、停电，避免造成乙方生活上的不便。正常的房屋修理费用由甲方承担。</w:t>
-      </w:r>
-    </w:p>
-    <w:p>
-      <w:pPr>
-        <w:rPr>
-          <w:rFonts w:hint="eastAsia"/>
-        </w:rPr>
-      </w:pPr>
-      <w:r>
-        <w:rPr>
-          <w:rFonts w:hint="eastAsia"/>
-        </w:rPr>
-        <w:t>2、乙方应遵纪守法，不得从事违法违纪活动，否则需承担由此造成的全部责任;乙方应注意居住安全，自行采取防火、防盗等安全措施，加强用电、用气安全，承担居住期间防火、人身等全部安全责任;乙方在租用期内，不得改变房屋结构及其设施。</w:t>
-      </w:r>
-    </w:p>
-    <w:p>
-      <w:pPr>
-        <w:rPr>
-          <w:rFonts w:hint="eastAsia"/>
-        </w:rPr>
-      </w:pPr>
-      <w:r>
-        <w:rPr>
-          <w:rFonts w:hint="eastAsia"/>
-        </w:rPr>
-        <w:t>第五条违约责任</w:t>
-      </w:r>
-    </w:p>
-    <w:p>
-      <w:pPr>
-        <w:rPr>
-          <w:rFonts w:hint="eastAsia"/>
-        </w:rPr>
-      </w:pPr>
-      <w:r>
-        <w:rPr>
-          <w:rFonts w:hint="eastAsia"/>
-        </w:rPr>
-        <w:t>租赁期间双方任何一方违反本合同规定，须向对方交纳壹千元作为违约金。租用期内，乙方有下列情形之一的甲方可以终止合同，乙方需承担全部责任并赔偿甲方损失。1、未经甲方书面同意，乙方擅自将房屋转租、转让或转借的;</w:t>
-      </w:r>
-    </w:p>
-    <w:p>
-      <w:pPr>
-        <w:rPr>
-          <w:rFonts w:hint="eastAsia"/>
-        </w:rPr>
-      </w:pPr>
-      <w:r>
-        <w:rPr>
-          <w:rFonts w:hint="eastAsia"/>
-        </w:rPr>
-        <w:t>2、乙方利用承租房屋进行非法活动损害公共利益的。</w:t>
-      </w:r>
-    </w:p>
-    <w:p>
-      <w:pPr>
-        <w:rPr>
-          <w:rFonts w:hint="eastAsia"/>
-        </w:rPr>
-      </w:pPr>
-      <w:r>
-        <w:rPr>
-          <w:rFonts w:hint="eastAsia"/>
-        </w:rPr>
-        <w:t>第六条 其他约定</w:t>
-      </w:r>
-    </w:p>
-    <w:p>
-      <w:pPr>
-        <w:rPr>
-          <w:rFonts w:hint="eastAsia"/>
-        </w:rPr>
-      </w:pPr>
-      <w:r>
-        <w:rPr>
-          <w:rFonts w:hint="eastAsia"/>
-        </w:rPr>
-        <w:t>1、甲方为乙方提供的设施包括:</w:t>
-      </w:r>
-      <w:r>
-        <w:rPr>
-          <w:rFonts w:hint="eastAsia"/>
-          <w:lang w:val="en-US" w:eastAsia="zh-CN"/>
-        </w:rPr>
-        <w:t>电视机、电冰箱、空调、床</w:t>
-      </w:r>
-      <w:r>
-        <w:rPr>
-          <w:rFonts w:hint="eastAsia"/>
-        </w:rPr>
-        <w:t>等。</w:t>
-      </w:r>
-    </w:p>
-    <w:p>
-      <w:pPr>
-        <w:rPr>
-          <w:rFonts w:hint="eastAsia"/>
-        </w:rPr>
-      </w:pPr>
-      <w:r>
-        <w:rPr>
-          <w:rFonts w:hint="eastAsia"/>
-        </w:rPr>
-        <w:t>2、当前的水、电、气表状况:水表</w:t>
-      </w:r>
-      <w:r>
-        <w:rPr>
-          <w:rFonts w:hint="eastAsia"/>
-          <w:lang w:val="en-US" w:eastAsia="zh-CN"/>
-        </w:rPr>
-        <w:t>2</w:t>
-      </w:r>
-      <w:r>
-        <w:rPr>
-          <w:rFonts w:hint="eastAsia"/>
-        </w:rPr>
-        <w:t>度;电表</w:t>
-      </w:r>
-      <w:r>
-        <w:rPr>
-          <w:rFonts w:hint="eastAsia"/>
-          <w:lang w:val="en-US" w:eastAsia="zh-CN"/>
-        </w:rPr>
-        <w:t>15</w:t>
-      </w:r>
-      <w:r>
-        <w:rPr>
-          <w:rFonts w:hint="eastAsia"/>
-        </w:rPr>
-        <w:t>度;天然气</w:t>
-      </w:r>
-      <w:r>
-        <w:rPr>
-          <w:rFonts w:hint="eastAsia"/>
-          <w:lang w:val="en-US" w:eastAsia="zh-CN"/>
-        </w:rPr>
-        <w:t>4</w:t>
-      </w:r>
-      <w:r>
-        <w:rPr>
-          <w:rFonts w:hint="eastAsia"/>
-        </w:rPr>
-        <w:t>度。</w:t>
-      </w:r>
-    </w:p>
-    <w:p>
-      <w:pPr>
-        <w:rPr>
-          <w:rFonts w:hint="eastAsia"/>
-        </w:rPr>
-      </w:pPr>
-      <w:r>
-        <w:rPr>
-          <w:rFonts w:hint="eastAsia"/>
-        </w:rPr>
-        <w:t>3、本合同中未规定的事项，均遵照中华人民共和国有关法律、法规和政策执行。</w:t>
-      </w:r>
-    </w:p>
-    <w:p>
-      <w:pPr>
-        <w:rPr>
-          <w:rFonts w:hint="eastAsia"/>
-        </w:rPr>
-      </w:pPr>
-      <w:r>
-        <w:rPr>
-          <w:rFonts w:hint="eastAsia"/>
-        </w:rPr>
-        <w:t>在履行中发生争议，由双方协商解决。协商不成时，双方可向人民法院起诉。</w:t>
-      </w:r>
-    </w:p>
-    <w:p>
-      <w:pPr>
-        <w:rPr>
-          <w:rFonts w:hint="eastAsia"/>
-        </w:rPr>
-      </w:pPr>
-      <w:r>
-        <w:rPr>
-          <w:rFonts w:hint="eastAsia"/>
-        </w:rPr>
-        <w:t>4、本合同自甲、乙双方签字之日起生效，一式两份，甲、乙双方各执一份。</w:t>
-      </w:r>
-    </w:p>
-    <w:p>
-      <w:pPr>
-        <w:rPr>
-          <w:rFonts w:hint="eastAsia"/>
-        </w:rPr>
-      </w:pPr>
-      <w:r>
-        <w:rPr>
-          <w:rFonts w:hint="eastAsia"/>
-        </w:rPr>
-        <w:t>甲方(签字):</w:t>
-      </w:r>
-    </w:p>
-    <w:p>
-      <w:pPr>
-        <w:rPr>
-          <w:rFonts w:hint="eastAsia"/>
-        </w:rPr>
-      </w:pPr>
-      <w:r>
-        <w:rPr>
-          <w:rFonts w:hint="eastAsia"/>
-        </w:rPr>
-        <w:t>电话:</w:t>
+        <w:t>日前将该房屋交付给乙方。租赁期满后，如乙月二方要求继续租赁，应至少提前1个月通知甲方。</w:t>
+      </w:r>
+    </w:p>
+    <w:p>
+      <w:pPr>
+        <w:rPr>
+          <w:rFonts w:hint="eastAsia"/>
+        </w:rPr>
+      </w:pPr>
+    </w:p>
+    <w:p>
+      <w:pPr>
+        <w:numPr>
+          <w:numId w:val="0"/>
+        </w:numPr>
+        <w:rPr>
+          <w:rFonts w:hint="eastAsia"/>
+        </w:rPr>
+      </w:pPr>
+      <w:r>
+        <w:rPr>
+          <w:rFonts w:hint="eastAsia"/>
+        </w:rPr>
+        <w:t>第</w:t>
+      </w:r>
+      <w:r>
+        <w:rPr>
+          <w:rFonts w:hint="eastAsia"/>
+          <w:lang w:val="en-US" w:eastAsia="zh-CN"/>
+        </w:rPr>
+        <w:t>三</w:t>
+      </w:r>
+      <w:r>
+        <w:rPr>
+          <w:rFonts w:hint="eastAsia"/>
+        </w:rPr>
+        <w:t>条</w:t>
+      </w:r>
+      <w:r>
+        <w:rPr>
+          <w:rFonts w:hint="eastAsia"/>
+          <w:lang w:val="en-US" w:eastAsia="zh-CN"/>
+        </w:rPr>
+        <w:t xml:space="preserve"> </w:t>
+      </w:r>
+      <w:r>
+        <w:rPr>
+          <w:rFonts w:hint="eastAsia"/>
+        </w:rPr>
+        <w:t>相关费用</w:t>
+      </w:r>
+    </w:p>
+    <w:p>
+      <w:pPr>
+        <w:numPr>
+          <w:ilvl w:val="0"/>
+          <w:numId w:val="0"/>
+        </w:numPr>
+        <w:rPr>
+          <w:rFonts w:hint="eastAsia"/>
+        </w:rPr>
+      </w:pPr>
+      <w:r>
+        <w:rPr>
+          <w:rFonts w:hint="eastAsia"/>
+          <w:lang w:val="en-US" w:eastAsia="zh-CN"/>
+        </w:rPr>
+        <w:t>1、</w:t>
       </w:r>
       <w:bookmarkStart w:id="0" w:name="_GoBack"/>
       <w:bookmarkEnd w:id="0"/>
+      <w:r>
+        <w:rPr>
+          <w:rFonts w:hint="eastAsia"/>
+        </w:rPr>
+        <w:t>该房屋月租金为(人民币大写)</w:t>
+      </w:r>
+      <w:r>
+        <w:rPr>
+          <w:rFonts w:hint="eastAsia"/>
+          <w:lang w:val="en-US" w:eastAsia="zh-CN"/>
+        </w:rPr>
+        <w:t>壹千柒</w:t>
+      </w:r>
+      <w:r>
+        <w:rPr>
+          <w:rFonts w:hint="eastAsia"/>
+        </w:rPr>
+        <w:t>百元整，租金一次性付清。</w:t>
+      </w:r>
+    </w:p>
+    <w:p>
+      <w:pPr>
+        <w:rPr>
+          <w:rFonts w:hint="eastAsia"/>
+        </w:rPr>
+      </w:pPr>
+      <w:r>
+        <w:rPr>
+          <w:rFonts w:hint="eastAsia"/>
+        </w:rPr>
+        <w:t>2、自本合同签订之日起，由乙方支付甲方_壹千元(人民币大写)作为押金。</w:t>
+      </w:r>
+    </w:p>
+    <w:p>
+      <w:pPr>
+        <w:rPr>
+          <w:rFonts w:hint="eastAsia"/>
+        </w:rPr>
+      </w:pPr>
+      <w:r>
+        <w:rPr>
+          <w:rFonts w:hint="eastAsia"/>
+        </w:rPr>
+        <w:t>3、在房屋租赁期间，乙方负责支付产生的水费、电费、燃气费、物业费等费用。</w:t>
+      </w:r>
+    </w:p>
+    <w:p>
+      <w:pPr>
+        <w:rPr>
+          <w:rFonts w:hint="eastAsia"/>
+        </w:rPr>
+      </w:pPr>
+    </w:p>
+    <w:p>
+      <w:pPr>
+        <w:rPr>
+          <w:rFonts w:hint="eastAsia"/>
+        </w:rPr>
+      </w:pPr>
+      <w:r>
+        <w:rPr>
+          <w:rFonts w:hint="eastAsia"/>
+        </w:rPr>
+        <w:t>第四条</w:t>
+      </w:r>
+      <w:r>
+        <w:rPr>
+          <w:rFonts w:hint="eastAsia"/>
+          <w:lang w:val="en-US" w:eastAsia="zh-CN"/>
+        </w:rPr>
+        <w:t xml:space="preserve"> </w:t>
+      </w:r>
+      <w:r>
+        <w:rPr>
+          <w:rFonts w:hint="eastAsia"/>
+        </w:rPr>
+        <w:t>双方责任</w:t>
+      </w:r>
+    </w:p>
+    <w:p>
+      <w:pPr>
+        <w:rPr>
+          <w:rFonts w:hint="eastAsia"/>
+        </w:rPr>
+      </w:pPr>
+      <w:r>
+        <w:rPr>
+          <w:rFonts w:hint="eastAsia"/>
+        </w:rPr>
+        <w:t>1、在合同未到期前甲方不得提前租借给别人，在乙方交完租金的情况下，甲方不得随意停水、停电，避免造成乙方生活上的不便。正常的房屋修理费用由甲方承担。</w:t>
+      </w:r>
+    </w:p>
+    <w:p>
+      <w:pPr>
+        <w:rPr>
+          <w:rFonts w:hint="eastAsia"/>
+        </w:rPr>
+      </w:pPr>
+      <w:r>
+        <w:rPr>
+          <w:rFonts w:hint="eastAsia"/>
+        </w:rPr>
+        <w:t>2、乙方应遵纪守法，不得从事违法违纪活动，否则需承担由此造成的全部责任;乙方应注意居住安全，自行采取防火、防盗等安全措施，加强用电、用气安全，承担居住期间防火、人身等全部安全责任;乙方在租用期内，不得改变房屋结构及其设施。</w:t>
+      </w:r>
+    </w:p>
+    <w:p>
+      <w:pPr>
+        <w:rPr>
+          <w:rFonts w:hint="eastAsia"/>
+        </w:rPr>
+      </w:pPr>
+    </w:p>
+    <w:p>
+      <w:pPr>
+        <w:rPr>
+          <w:rFonts w:hint="eastAsia"/>
+        </w:rPr>
+      </w:pPr>
+      <w:r>
+        <w:rPr>
+          <w:rFonts w:hint="eastAsia"/>
+        </w:rPr>
+        <w:t>第五条</w:t>
+      </w:r>
+      <w:r>
+        <w:rPr>
+          <w:rFonts w:hint="eastAsia"/>
+          <w:lang w:val="en-US" w:eastAsia="zh-CN"/>
+        </w:rPr>
+        <w:t xml:space="preserve"> </w:t>
+      </w:r>
+      <w:r>
+        <w:rPr>
+          <w:rFonts w:hint="eastAsia"/>
+        </w:rPr>
+        <w:t>违约责任</w:t>
+      </w:r>
+    </w:p>
+    <w:p>
+      <w:pPr>
+        <w:rPr>
+          <w:rFonts w:hint="eastAsia"/>
+        </w:rPr>
+      </w:pPr>
+      <w:r>
+        <w:rPr>
+          <w:rFonts w:hint="eastAsia"/>
+        </w:rPr>
+        <w:t>租赁期间双方任何一方违反本合同规定，须向对方交纳壹千元作为违约金。租用期内，乙方有下列情形之一的甲方可以终止合同，乙方需承担全部责任并赔偿甲方损失。</w:t>
+      </w:r>
+    </w:p>
+    <w:p>
+      <w:pPr>
+        <w:rPr>
+          <w:rFonts w:hint="eastAsia"/>
+        </w:rPr>
+      </w:pPr>
+      <w:r>
+        <w:rPr>
+          <w:rFonts w:hint="eastAsia"/>
+        </w:rPr>
+        <w:t>1、未经甲方书面同意，乙方擅自将房屋转租、转让或转借的;</w:t>
+      </w:r>
+    </w:p>
+    <w:p>
+      <w:pPr>
+        <w:rPr>
+          <w:rFonts w:hint="eastAsia"/>
+        </w:rPr>
+      </w:pPr>
+      <w:r>
+        <w:rPr>
+          <w:rFonts w:hint="eastAsia"/>
+        </w:rPr>
+        <w:t>2、乙方利用承租房屋进行非法活动损害公共利益的。</w:t>
+      </w:r>
+    </w:p>
+    <w:p>
+      <w:pPr>
+        <w:rPr>
+          <w:rFonts w:hint="eastAsia"/>
+        </w:rPr>
+      </w:pPr>
+    </w:p>
+    <w:p>
+      <w:pPr>
+        <w:rPr>
+          <w:rFonts w:hint="eastAsia"/>
+        </w:rPr>
+      </w:pPr>
+      <w:r>
+        <w:rPr>
+          <w:rFonts w:hint="eastAsia"/>
+        </w:rPr>
+        <w:t>第六条 其他约定</w:t>
+      </w:r>
+    </w:p>
+    <w:p>
+      <w:pPr>
+        <w:rPr>
+          <w:rFonts w:hint="eastAsia"/>
+        </w:rPr>
+      </w:pPr>
+      <w:r>
+        <w:rPr>
+          <w:rFonts w:hint="eastAsia"/>
+          <w:lang w:val="en-US" w:eastAsia="zh-CN"/>
+        </w:rPr>
+        <w:t>1、</w:t>
+      </w:r>
+      <w:r>
+        <w:rPr>
+          <w:rFonts w:hint="eastAsia"/>
+        </w:rPr>
+        <w:t>甲方为乙方提供的设施包括:</w:t>
+      </w:r>
+      <w:r>
+        <w:rPr>
+          <w:rFonts w:hint="eastAsia"/>
+          <w:lang w:val="en-US" w:eastAsia="zh-CN"/>
+        </w:rPr>
+        <w:t>电视机、电冰箱、空调、床</w:t>
+      </w:r>
+      <w:r>
+        <w:rPr>
+          <w:rFonts w:hint="eastAsia"/>
+        </w:rPr>
+        <w:t>等。</w:t>
+      </w:r>
+    </w:p>
+    <w:p>
+      <w:pPr>
+        <w:rPr>
+          <w:rFonts w:hint="eastAsia"/>
+        </w:rPr>
+      </w:pPr>
+      <w:r>
+        <w:rPr>
+          <w:rFonts w:hint="eastAsia"/>
+          <w:lang w:val="en-US" w:eastAsia="zh-CN"/>
+        </w:rPr>
+        <w:t>2、</w:t>
+      </w:r>
+      <w:r>
+        <w:rPr>
+          <w:rFonts w:hint="eastAsia"/>
+        </w:rPr>
+        <w:t>当前的水、电、气表状况:水表</w:t>
+      </w:r>
+      <w:r>
+        <w:rPr>
+          <w:rFonts w:hint="eastAsia"/>
+          <w:lang w:val="en-US" w:eastAsia="zh-CN"/>
+        </w:rPr>
+        <w:t>2</w:t>
+      </w:r>
+      <w:r>
+        <w:rPr>
+          <w:rFonts w:hint="eastAsia"/>
+        </w:rPr>
+        <w:t>度;电表</w:t>
+      </w:r>
+      <w:r>
+        <w:rPr>
+          <w:rFonts w:hint="eastAsia"/>
+          <w:lang w:val="en-US" w:eastAsia="zh-CN"/>
+        </w:rPr>
+        <w:t>15</w:t>
+      </w:r>
+      <w:r>
+        <w:rPr>
+          <w:rFonts w:hint="eastAsia"/>
+        </w:rPr>
+        <w:t>度;天然气</w:t>
+      </w:r>
+      <w:r>
+        <w:rPr>
+          <w:rFonts w:hint="eastAsia"/>
+          <w:lang w:val="en-US" w:eastAsia="zh-CN"/>
+        </w:rPr>
+        <w:t>4</w:t>
+      </w:r>
+      <w:r>
+        <w:rPr>
+          <w:rFonts w:hint="eastAsia"/>
+        </w:rPr>
+        <w:t>度。</w:t>
+      </w:r>
+    </w:p>
+    <w:p>
+      <w:pPr>
+        <w:rPr>
+          <w:rFonts w:hint="eastAsia"/>
+        </w:rPr>
+      </w:pPr>
+      <w:r>
+        <w:rPr>
+          <w:rFonts w:hint="eastAsia"/>
+          <w:lang w:val="en-US" w:eastAsia="zh-CN"/>
+        </w:rPr>
+        <w:t>3、</w:t>
+      </w:r>
+      <w:r>
+        <w:rPr>
+          <w:rFonts w:hint="eastAsia"/>
+        </w:rPr>
+        <w:t>本合同中未规定的事项，均遵照中华人民共和国有关法律、法规和政策执行。在履行中发生争议，由双方协商解决。协商不成时，双方可向人民法院起诉。</w:t>
+      </w:r>
+    </w:p>
+    <w:p>
+      <w:pPr>
+        <w:rPr>
+          <w:rFonts w:hint="eastAsia"/>
+        </w:rPr>
+      </w:pPr>
+      <w:r>
+        <w:rPr>
+          <w:rFonts w:hint="eastAsia"/>
+          <w:lang w:val="en-US" w:eastAsia="zh-CN"/>
+        </w:rPr>
+        <w:t>4、</w:t>
+      </w:r>
+      <w:r>
+        <w:rPr>
+          <w:rFonts w:hint="eastAsia"/>
+        </w:rPr>
+        <w:t>本合同自甲、乙双方签字之日起生效，一式两份，甲、乙双方各执一份。</w:t>
+      </w:r>
+    </w:p>
+    <w:p>
+      <w:pPr>
+        <w:rPr>
+          <w:rFonts w:hint="eastAsia"/>
+        </w:rPr>
+      </w:pPr>
+    </w:p>
+    <w:p>
+      <w:pPr>
+        <w:rPr>
+          <w:rFonts w:hint="eastAsia"/>
+        </w:rPr>
+      </w:pPr>
+      <w:r>
+        <w:rPr>
+          <w:rFonts w:hint="eastAsia"/>
+        </w:rPr>
+        <w:t>甲方(签字):</w:t>
+      </w:r>
+    </w:p>
+    <w:p>
+      <w:pPr>
+        <w:rPr>
+          <w:rFonts w:hint="eastAsia"/>
+        </w:rPr>
+      </w:pPr>
+      <w:r>
+        <w:rPr>
+          <w:rFonts w:hint="eastAsia"/>
+        </w:rPr>
+        <w:t>电话:</w:t>
+      </w:r>
     </w:p>
     <w:p>
       <w:pPr>
@@ -639,7 +854,7 @@
     <w:lsdException w:qFormat="1" w:unhideWhenUsed="0" w:uiPriority="0" w:semiHidden="0" w:name="Title"/>
     <w:lsdException w:unhideWhenUsed="0" w:uiPriority="0" w:semiHidden="0" w:name="Closing"/>
     <w:lsdException w:unhideWhenUsed="0" w:uiPriority="0" w:semiHidden="0" w:name="Signature"/>
-    <w:lsdException w:unhideWhenUsed="0" w:uiPriority="0" w:name="Default Paragraph Font"/>
+    <w:lsdException w:qFormat="1" w:unhideWhenUsed="0" w:uiPriority="0" w:name="Default Paragraph Font"/>
     <w:lsdException w:unhideWhenUsed="0" w:uiPriority="0" w:semiHidden="0" w:name="Body Text"/>
     <w:lsdException w:unhideWhenUsed="0" w:uiPriority="0" w:semiHidden="0" w:name="Body Text Indent"/>
     <w:lsdException w:unhideWhenUsed="0" w:uiPriority="0" w:semiHidden="0" w:name="List Continue"/>
@@ -842,6 +1057,7 @@
   <w:style w:type="character" w:default="1" w:styleId="3">
     <w:name w:val="Default Paragraph Font"/>
     <w:semiHidden/>
+    <w:qFormat/>
     <w:uiPriority w:val="0"/>
   </w:style>
   <w:style w:type="table" w:default="1" w:styleId="2">
